--- a/templates/succession-planning.docx
+++ b/templates/succession-planning.docx
@@ -10,6 +10,9 @@
 Category Score: {categoryScore}/10 ({categoryRiskLevel} risk)
 LEADERSHIP SUCCESSION PLANNING
 This policy establishes leadership transition planning and capability development for the {familyName} family.
+RESPONSIBLE PARTIES:
+Primary Authority: {householdHead}
+Designated Successors: {successors}
 IDENTIFIED GAPS TO ADDRESS:
 {#gaps}• {description} - {severity} Priority
   Recommendation: {recommendation}
@@ -22,6 +25,7 @@
 {/recommendations}
 SUCCESSION FRAMEWORK:
 1. Leadership transition planning and timeline
+   Designated successors: {successors}
 2. Mentorship and development requirements
 3. Capability assessment and readiness criteria
 4. Emergency succession procedures</w:t>
